--- a/worksheets/NS_L4_PhishingInbox_Worksheet.docx
+++ b/worksheets/NS_L4_PhishingInbox_Worksheet.docx
@@ -522,7 +522,7 @@
                 <w:sz w:val="21"/>
                 <w:szCs w:val="21"/>
               </w:rPr>
-              <w:t xml:space="preserve">What does a phishing attack set out to achieve?</w:t>
+              <w:t xml:space="preserve">Think of a message you have received that looked suspicious. What made you doubt it? If you have never had one, describe what you would look for.</w:t>
             </w:r>
           </w:p>
           <w:tbl>
@@ -1305,6 +1305,218 @@
               </w:tc>
             </w:tr>
           </w:tbl>
+          <w:p>
+            <w:pPr>
+              <w:keepNext/>
+              <w:spacing w:after="60" w:before="120"/>
+            </w:pPr>
+            <w:r>
+              <w:rPr>
+                <w:rFonts w:ascii="Arial" w:cs="Arial" w:eastAsia="Arial" w:hAnsi="Arial"/>
+                <w:b/>
+                <w:bCs/>
+                <w:sz w:val="21"/>
+                <w:szCs w:val="21"/>
+              </w:rPr>
+              <w:t xml:space="preserve">What is phishing?</w:t>
+            </w:r>
+          </w:p>
+          <w:tbl>
+            <w:tblPr>
+              <w:tblW w:type="dxa" w:w="10026"/>
+              <w:tblBorders>
+                <w:top w:val="single" w:color="auto" w:sz="4"/>
+                <w:left w:val="single" w:color="auto" w:sz="4"/>
+                <w:bottom w:val="single" w:color="auto" w:sz="4"/>
+                <w:right w:val="single" w:color="auto" w:sz="4"/>
+                <w:insideH w:val="single" w:color="auto" w:sz="4"/>
+                <w:insideV w:val="single" w:color="auto" w:sz="4"/>
+              </w:tblBorders>
+            </w:tblPr>
+            <w:tblGrid>
+              <w:gridCol w:w="10026"/>
+            </w:tblGrid>
+            <w:tr>
+              <w:trPr>
+                <w:cantSplit/>
+                <w:trHeight w:val="460" w:hRule="exact"/>
+              </w:trPr>
+              <w:tc>
+                <w:tcPr>
+                  <w:tcW w:type="dxa" w:w="10026"/>
+                  <w:tcBorders>
+                    <w:top w:val="none" w:color="FFFFFF" w:sz="0"/>
+                    <w:left w:val="none" w:color="FFFFFF" w:sz="0"/>
+                    <w:bottom w:val="dotted" w:color="9AA8BC" w:sz="6"/>
+                    <w:right w:val="none" w:color="FFFFFF" w:sz="0"/>
+                  </w:tcBorders>
+                  <w:tcMar>
+                    <w:left w:type="dxa" w:w="0"/>
+                    <w:bottom w:type="dxa" w:w="20"/>
+                    <w:right w:type="dxa" w:w="0"/>
+                  </w:tcMar>
+                  <w:vAlign w:val="bottom"/>
+                </w:tcPr>
+                <w:p>
+                  <w:pPr>
+                    <w:spacing w:after="0" w:before="0"/>
+                  </w:pPr>
+                  <w:r>
+                    <w:rPr>
+                      <w:rFonts w:ascii="Arial" w:cs="Arial" w:eastAsia="Arial" w:hAnsi="Arial"/>
+                      <w:color w:val="5A6B85"/>
+                      <w:sz w:val="21"/>
+                      <w:szCs w:val="21"/>
+                    </w:rPr>
+                    <w:t xml:space="preserve"/>
+                  </w:r>
+                </w:p>
+              </w:tc>
+            </w:tr>
+            <w:tr>
+              <w:trPr>
+                <w:cantSplit/>
+                <w:trHeight w:val="460" w:hRule="exact"/>
+              </w:trPr>
+              <w:tc>
+                <w:tcPr>
+                  <w:tcW w:type="dxa" w:w="10026"/>
+                  <w:tcBorders>
+                    <w:top w:val="none" w:color="FFFFFF" w:sz="0"/>
+                    <w:left w:val="none" w:color="FFFFFF" w:sz="0"/>
+                    <w:bottom w:val="dotted" w:color="9AA8BC" w:sz="6"/>
+                    <w:right w:val="none" w:color="FFFFFF" w:sz="0"/>
+                  </w:tcBorders>
+                  <w:tcMar>
+                    <w:left w:type="dxa" w:w="0"/>
+                    <w:bottom w:type="dxa" w:w="20"/>
+                    <w:right w:type="dxa" w:w="0"/>
+                  </w:tcMar>
+                  <w:vAlign w:val="bottom"/>
+                </w:tcPr>
+                <w:p>
+                  <w:pPr>
+                    <w:spacing w:after="0" w:before="0"/>
+                  </w:pPr>
+                  <w:r>
+                    <w:rPr>
+                      <w:rFonts w:ascii="Arial" w:cs="Arial" w:eastAsia="Arial" w:hAnsi="Arial"/>
+                      <w:color w:val="5A6B85"/>
+                      <w:sz w:val="21"/>
+                      <w:szCs w:val="21"/>
+                    </w:rPr>
+                    <w:t xml:space="preserve"/>
+                  </w:r>
+                </w:p>
+              </w:tc>
+            </w:tr>
+          </w:tbl>
+          <w:p>
+            <w:pPr>
+              <w:keepNext/>
+              <w:spacing w:after="60" w:before="120"/>
+            </w:pPr>
+            <w:r>
+              <w:rPr>
+                <w:rFonts w:ascii="Arial" w:cs="Arial" w:eastAsia="Arial" w:hAnsi="Arial"/>
+                <w:b/>
+                <w:bCs/>
+                <w:sz w:val="21"/>
+                <w:szCs w:val="21"/>
+              </w:rPr>
+              <w:t xml:space="preserve">Why is phishing called social engineering?</w:t>
+            </w:r>
+          </w:p>
+          <w:tbl>
+            <w:tblPr>
+              <w:tblW w:type="dxa" w:w="10026"/>
+              <w:tblBorders>
+                <w:top w:val="single" w:color="auto" w:sz="4"/>
+                <w:left w:val="single" w:color="auto" w:sz="4"/>
+                <w:bottom w:val="single" w:color="auto" w:sz="4"/>
+                <w:right w:val="single" w:color="auto" w:sz="4"/>
+                <w:insideH w:val="single" w:color="auto" w:sz="4"/>
+                <w:insideV w:val="single" w:color="auto" w:sz="4"/>
+              </w:tblBorders>
+            </w:tblPr>
+            <w:tblGrid>
+              <w:gridCol w:w="10026"/>
+            </w:tblGrid>
+            <w:tr>
+              <w:trPr>
+                <w:cantSplit/>
+                <w:trHeight w:val="460" w:hRule="exact"/>
+              </w:trPr>
+              <w:tc>
+                <w:tcPr>
+                  <w:tcW w:type="dxa" w:w="10026"/>
+                  <w:tcBorders>
+                    <w:top w:val="none" w:color="FFFFFF" w:sz="0"/>
+                    <w:left w:val="none" w:color="FFFFFF" w:sz="0"/>
+                    <w:bottom w:val="dotted" w:color="9AA8BC" w:sz="6"/>
+                    <w:right w:val="none" w:color="FFFFFF" w:sz="0"/>
+                  </w:tcBorders>
+                  <w:tcMar>
+                    <w:left w:type="dxa" w:w="0"/>
+                    <w:bottom w:type="dxa" w:w="20"/>
+                    <w:right w:type="dxa" w:w="0"/>
+                  </w:tcMar>
+                  <w:vAlign w:val="bottom"/>
+                </w:tcPr>
+                <w:p>
+                  <w:pPr>
+                    <w:spacing w:after="0" w:before="0"/>
+                  </w:pPr>
+                  <w:r>
+                    <w:rPr>
+                      <w:rFonts w:ascii="Arial" w:cs="Arial" w:eastAsia="Arial" w:hAnsi="Arial"/>
+                      <w:color w:val="5A6B85"/>
+                      <w:sz w:val="21"/>
+                      <w:szCs w:val="21"/>
+                    </w:rPr>
+                    <w:t xml:space="preserve"/>
+                  </w:r>
+                </w:p>
+              </w:tc>
+            </w:tr>
+            <w:tr>
+              <w:trPr>
+                <w:cantSplit/>
+                <w:trHeight w:val="460" w:hRule="exact"/>
+              </w:trPr>
+              <w:tc>
+                <w:tcPr>
+                  <w:tcW w:type="dxa" w:w="10026"/>
+                  <w:tcBorders>
+                    <w:top w:val="none" w:color="FFFFFF" w:sz="0"/>
+                    <w:left w:val="none" w:color="FFFFFF" w:sz="0"/>
+                    <w:bottom w:val="dotted" w:color="9AA8BC" w:sz="6"/>
+                    <w:right w:val="none" w:color="FFFFFF" w:sz="0"/>
+                  </w:tcBorders>
+                  <w:tcMar>
+                    <w:left w:type="dxa" w:w="0"/>
+                    <w:bottom w:type="dxa" w:w="20"/>
+                    <w:right w:type="dxa" w:w="0"/>
+                  </w:tcMar>
+                  <w:vAlign w:val="bottom"/>
+                </w:tcPr>
+                <w:p>
+                  <w:pPr>
+                    <w:spacing w:after="0" w:before="0"/>
+                  </w:pPr>
+                  <w:r>
+                    <w:rPr>
+                      <w:rFonts w:ascii="Arial" w:cs="Arial" w:eastAsia="Arial" w:hAnsi="Arial"/>
+                      <w:color w:val="5A6B85"/>
+                      <w:sz w:val="21"/>
+                      <w:szCs w:val="21"/>
+                    </w:rPr>
+                    <w:t xml:space="preserve"/>
+                  </w:r>
+                </w:p>
+              </w:tc>
+            </w:tr>
+          </w:tbl>
           <w:p/>
         </w:tc>
       </w:tr>
@@ -1496,6 +1708,218 @@
                 <w:szCs w:val="21"/>
               </w:rPr>
               <w:t xml:space="preserve">What could an attacker do with a teacher's school password?</w:t>
+            </w:r>
+          </w:p>
+          <w:tbl>
+            <w:tblPr>
+              <w:tblW w:type="dxa" w:w="10026"/>
+              <w:tblBorders>
+                <w:top w:val="single" w:color="auto" w:sz="4"/>
+                <w:left w:val="single" w:color="auto" w:sz="4"/>
+                <w:bottom w:val="single" w:color="auto" w:sz="4"/>
+                <w:right w:val="single" w:color="auto" w:sz="4"/>
+                <w:insideH w:val="single" w:color="auto" w:sz="4"/>
+                <w:insideV w:val="single" w:color="auto" w:sz="4"/>
+              </w:tblBorders>
+            </w:tblPr>
+            <w:tblGrid>
+              <w:gridCol w:w="10026"/>
+            </w:tblGrid>
+            <w:tr>
+              <w:trPr>
+                <w:cantSplit/>
+                <w:trHeight w:val="460" w:hRule="exact"/>
+              </w:trPr>
+              <w:tc>
+                <w:tcPr>
+                  <w:tcW w:type="dxa" w:w="10026"/>
+                  <w:tcBorders>
+                    <w:top w:val="none" w:color="FFFFFF" w:sz="0"/>
+                    <w:left w:val="none" w:color="FFFFFF" w:sz="0"/>
+                    <w:bottom w:val="dotted" w:color="9AA8BC" w:sz="6"/>
+                    <w:right w:val="none" w:color="FFFFFF" w:sz="0"/>
+                  </w:tcBorders>
+                  <w:tcMar>
+                    <w:left w:type="dxa" w:w="0"/>
+                    <w:bottom w:type="dxa" w:w="20"/>
+                    <w:right w:type="dxa" w:w="0"/>
+                  </w:tcMar>
+                  <w:vAlign w:val="bottom"/>
+                </w:tcPr>
+                <w:p>
+                  <w:pPr>
+                    <w:spacing w:after="0" w:before="0"/>
+                  </w:pPr>
+                  <w:r>
+                    <w:rPr>
+                      <w:rFonts w:ascii="Arial" w:cs="Arial" w:eastAsia="Arial" w:hAnsi="Arial"/>
+                      <w:color w:val="5A6B85"/>
+                      <w:sz w:val="21"/>
+                      <w:szCs w:val="21"/>
+                    </w:rPr>
+                    <w:t xml:space="preserve"/>
+                  </w:r>
+                </w:p>
+              </w:tc>
+            </w:tr>
+            <w:tr>
+              <w:trPr>
+                <w:cantSplit/>
+                <w:trHeight w:val="460" w:hRule="exact"/>
+              </w:trPr>
+              <w:tc>
+                <w:tcPr>
+                  <w:tcW w:type="dxa" w:w="10026"/>
+                  <w:tcBorders>
+                    <w:top w:val="none" w:color="FFFFFF" w:sz="0"/>
+                    <w:left w:val="none" w:color="FFFFFF" w:sz="0"/>
+                    <w:bottom w:val="dotted" w:color="9AA8BC" w:sz="6"/>
+                    <w:right w:val="none" w:color="FFFFFF" w:sz="0"/>
+                  </w:tcBorders>
+                  <w:tcMar>
+                    <w:left w:type="dxa" w:w="0"/>
+                    <w:bottom w:type="dxa" w:w="20"/>
+                    <w:right w:type="dxa" w:w="0"/>
+                  </w:tcMar>
+                  <w:vAlign w:val="bottom"/>
+                </w:tcPr>
+                <w:p>
+                  <w:pPr>
+                    <w:spacing w:after="0" w:before="0"/>
+                  </w:pPr>
+                  <w:r>
+                    <w:rPr>
+                      <w:rFonts w:ascii="Arial" w:cs="Arial" w:eastAsia="Arial" w:hAnsi="Arial"/>
+                      <w:color w:val="5A6B85"/>
+                      <w:sz w:val="21"/>
+                      <w:szCs w:val="21"/>
+                    </w:rPr>
+                    <w:t xml:space="preserve"/>
+                  </w:r>
+                </w:p>
+              </w:tc>
+            </w:tr>
+          </w:tbl>
+          <w:p>
+            <w:pPr>
+              <w:keepNext/>
+              <w:spacing w:after="60" w:before="120"/>
+            </w:pPr>
+            <w:r>
+              <w:rPr>
+                <w:rFonts w:ascii="Arial" w:cs="Arial" w:eastAsia="Arial" w:hAnsi="Arial"/>
+                <w:b/>
+                <w:bCs/>
+                <w:sz w:val="21"/>
+                <w:szCs w:val="21"/>
+              </w:rPr>
+              <w:t xml:space="preserve">What is the main aim of a phishing attack?</w:t>
+            </w:r>
+          </w:p>
+          <w:tbl>
+            <w:tblPr>
+              <w:tblW w:type="dxa" w:w="10026"/>
+              <w:tblBorders>
+                <w:top w:val="single" w:color="auto" w:sz="4"/>
+                <w:left w:val="single" w:color="auto" w:sz="4"/>
+                <w:bottom w:val="single" w:color="auto" w:sz="4"/>
+                <w:right w:val="single" w:color="auto" w:sz="4"/>
+                <w:insideH w:val="single" w:color="auto" w:sz="4"/>
+                <w:insideV w:val="single" w:color="auto" w:sz="4"/>
+              </w:tblBorders>
+            </w:tblPr>
+            <w:tblGrid>
+              <w:gridCol w:w="10026"/>
+            </w:tblGrid>
+            <w:tr>
+              <w:trPr>
+                <w:cantSplit/>
+                <w:trHeight w:val="460" w:hRule="exact"/>
+              </w:trPr>
+              <w:tc>
+                <w:tcPr>
+                  <w:tcW w:type="dxa" w:w="10026"/>
+                  <w:tcBorders>
+                    <w:top w:val="none" w:color="FFFFFF" w:sz="0"/>
+                    <w:left w:val="none" w:color="FFFFFF" w:sz="0"/>
+                    <w:bottom w:val="dotted" w:color="9AA8BC" w:sz="6"/>
+                    <w:right w:val="none" w:color="FFFFFF" w:sz="0"/>
+                  </w:tcBorders>
+                  <w:tcMar>
+                    <w:left w:type="dxa" w:w="0"/>
+                    <w:bottom w:type="dxa" w:w="20"/>
+                    <w:right w:type="dxa" w:w="0"/>
+                  </w:tcMar>
+                  <w:vAlign w:val="bottom"/>
+                </w:tcPr>
+                <w:p>
+                  <w:pPr>
+                    <w:spacing w:after="0" w:before="0"/>
+                  </w:pPr>
+                  <w:r>
+                    <w:rPr>
+                      <w:rFonts w:ascii="Arial" w:cs="Arial" w:eastAsia="Arial" w:hAnsi="Arial"/>
+                      <w:color w:val="5A6B85"/>
+                      <w:sz w:val="21"/>
+                      <w:szCs w:val="21"/>
+                    </w:rPr>
+                    <w:t xml:space="preserve"/>
+                  </w:r>
+                </w:p>
+              </w:tc>
+            </w:tr>
+            <w:tr>
+              <w:trPr>
+                <w:cantSplit/>
+                <w:trHeight w:val="460" w:hRule="exact"/>
+              </w:trPr>
+              <w:tc>
+                <w:tcPr>
+                  <w:tcW w:type="dxa" w:w="10026"/>
+                  <w:tcBorders>
+                    <w:top w:val="none" w:color="FFFFFF" w:sz="0"/>
+                    <w:left w:val="none" w:color="FFFFFF" w:sz="0"/>
+                    <w:bottom w:val="dotted" w:color="9AA8BC" w:sz="6"/>
+                    <w:right w:val="none" w:color="FFFFFF" w:sz="0"/>
+                  </w:tcBorders>
+                  <w:tcMar>
+                    <w:left w:type="dxa" w:w="0"/>
+                    <w:bottom w:type="dxa" w:w="20"/>
+                    <w:right w:type="dxa" w:w="0"/>
+                  </w:tcMar>
+                  <w:vAlign w:val="bottom"/>
+                </w:tcPr>
+                <w:p>
+                  <w:pPr>
+                    <w:spacing w:after="0" w:before="0"/>
+                  </w:pPr>
+                  <w:r>
+                    <w:rPr>
+                      <w:rFonts w:ascii="Arial" w:cs="Arial" w:eastAsia="Arial" w:hAnsi="Arial"/>
+                      <w:color w:val="5A6B85"/>
+                      <w:sz w:val="21"/>
+                      <w:szCs w:val="21"/>
+                    </w:rPr>
+                    <w:t xml:space="preserve"/>
+                  </w:r>
+                </w:p>
+              </w:tc>
+            </w:tr>
+          </w:tbl>
+          <w:p>
+            <w:pPr>
+              <w:keepNext/>
+              <w:spacing w:after="60" w:before="120"/>
+            </w:pPr>
+            <w:r>
+              <w:rPr>
+                <w:rFonts w:ascii="Arial" w:cs="Arial" w:eastAsia="Arial" w:hAnsi="Arial"/>
+                <w:b/>
+                <w:bCs/>
+                <w:sz w:val="21"/>
+                <w:szCs w:val="21"/>
+              </w:rPr>
+              <w:t xml:space="preserve">Why do attackers target staff logins at a company?</w:t>
             </w:r>
           </w:p>
           <w:tbl>
@@ -1871,6 +2295,112 @@
               </w:tc>
             </w:tr>
           </w:tbl>
+          <w:p>
+            <w:pPr>
+              <w:keepNext/>
+              <w:spacing w:after="60" w:before="120"/>
+            </w:pPr>
+            <w:r>
+              <w:rPr>
+                <w:rFonts w:ascii="Arial" w:cs="Arial" w:eastAsia="Arial" w:hAnsi="Arial"/>
+                <w:b/>
+                <w:bCs/>
+                <w:sz w:val="21"/>
+                <w:szCs w:val="21"/>
+              </w:rPr>
+              <w:t xml:space="preserve">Which of these are warning signs of phishing? Select all that apply.</w:t>
+            </w:r>
+          </w:p>
+          <w:tbl>
+            <w:tblPr>
+              <w:tblW w:type="dxa" w:w="10026"/>
+              <w:tblBorders>
+                <w:top w:val="single" w:color="auto" w:sz="4"/>
+                <w:left w:val="single" w:color="auto" w:sz="4"/>
+                <w:bottom w:val="single" w:color="auto" w:sz="4"/>
+                <w:right w:val="single" w:color="auto" w:sz="4"/>
+                <w:insideH w:val="single" w:color="auto" w:sz="4"/>
+                <w:insideV w:val="single" w:color="auto" w:sz="4"/>
+              </w:tblBorders>
+            </w:tblPr>
+            <w:tblGrid>
+              <w:gridCol w:w="10026"/>
+            </w:tblGrid>
+            <w:tr>
+              <w:trPr>
+                <w:cantSplit/>
+                <w:trHeight w:val="460" w:hRule="exact"/>
+              </w:trPr>
+              <w:tc>
+                <w:tcPr>
+                  <w:tcW w:type="dxa" w:w="10026"/>
+                  <w:tcBorders>
+                    <w:top w:val="none" w:color="FFFFFF" w:sz="0"/>
+                    <w:left w:val="none" w:color="FFFFFF" w:sz="0"/>
+                    <w:bottom w:val="dotted" w:color="9AA8BC" w:sz="6"/>
+                    <w:right w:val="none" w:color="FFFFFF" w:sz="0"/>
+                  </w:tcBorders>
+                  <w:tcMar>
+                    <w:left w:type="dxa" w:w="0"/>
+                    <w:bottom w:type="dxa" w:w="20"/>
+                    <w:right w:type="dxa" w:w="0"/>
+                  </w:tcMar>
+                  <w:vAlign w:val="bottom"/>
+                </w:tcPr>
+                <w:p>
+                  <w:pPr>
+                    <w:spacing w:after="0" w:before="0"/>
+                  </w:pPr>
+                  <w:r>
+                    <w:rPr>
+                      <w:rFonts w:ascii="Arial" w:cs="Arial" w:eastAsia="Arial" w:hAnsi="Arial"/>
+                      <w:color w:val="5A6B85"/>
+                      <w:sz w:val="21"/>
+                      <w:szCs w:val="21"/>
+                    </w:rPr>
+                    <w:t xml:space="preserve"/>
+                  </w:r>
+                </w:p>
+              </w:tc>
+            </w:tr>
+            <w:tr>
+              <w:trPr>
+                <w:cantSplit/>
+                <w:trHeight w:val="460" w:hRule="exact"/>
+              </w:trPr>
+              <w:tc>
+                <w:tcPr>
+                  <w:tcW w:type="dxa" w:w="10026"/>
+                  <w:tcBorders>
+                    <w:top w:val="none" w:color="FFFFFF" w:sz="0"/>
+                    <w:left w:val="none" w:color="FFFFFF" w:sz="0"/>
+                    <w:bottom w:val="dotted" w:color="9AA8BC" w:sz="6"/>
+                    <w:right w:val="none" w:color="FFFFFF" w:sz="0"/>
+                  </w:tcBorders>
+                  <w:tcMar>
+                    <w:left w:type="dxa" w:w="0"/>
+                    <w:bottom w:type="dxa" w:w="20"/>
+                    <w:right w:type="dxa" w:w="0"/>
+                  </w:tcMar>
+                  <w:vAlign w:val="bottom"/>
+                </w:tcPr>
+                <w:p>
+                  <w:pPr>
+                    <w:spacing w:after="0" w:before="0"/>
+                  </w:pPr>
+                  <w:r>
+                    <w:rPr>
+                      <w:rFonts w:ascii="Arial" w:cs="Arial" w:eastAsia="Arial" w:hAnsi="Arial"/>
+                      <w:color w:val="5A6B85"/>
+                      <w:sz w:val="21"/>
+                      <w:szCs w:val="21"/>
+                    </w:rPr>
+                    <w:t xml:space="preserve"/>
+                  </w:r>
+                </w:p>
+              </w:tc>
+            </w:tr>
+          </w:tbl>
           <w:p/>
         </w:tc>
       </w:tr>
@@ -2062,6 +2592,218 @@
                 <w:szCs w:val="21"/>
               </w:rPr>
               <w:t xml:space="preserve">Which of the addresses on the wall is genuine, and how can you tell?</w:t>
+            </w:r>
+          </w:p>
+          <w:tbl>
+            <w:tblPr>
+              <w:tblW w:type="dxa" w:w="10026"/>
+              <w:tblBorders>
+                <w:top w:val="single" w:color="auto" w:sz="4"/>
+                <w:left w:val="single" w:color="auto" w:sz="4"/>
+                <w:bottom w:val="single" w:color="auto" w:sz="4"/>
+                <w:right w:val="single" w:color="auto" w:sz="4"/>
+                <w:insideH w:val="single" w:color="auto" w:sz="4"/>
+                <w:insideV w:val="single" w:color="auto" w:sz="4"/>
+              </w:tblBorders>
+            </w:tblPr>
+            <w:tblGrid>
+              <w:gridCol w:w="10026"/>
+            </w:tblGrid>
+            <w:tr>
+              <w:trPr>
+                <w:cantSplit/>
+                <w:trHeight w:val="460" w:hRule="exact"/>
+              </w:trPr>
+              <w:tc>
+                <w:tcPr>
+                  <w:tcW w:type="dxa" w:w="10026"/>
+                  <w:tcBorders>
+                    <w:top w:val="none" w:color="FFFFFF" w:sz="0"/>
+                    <w:left w:val="none" w:color="FFFFFF" w:sz="0"/>
+                    <w:bottom w:val="dotted" w:color="9AA8BC" w:sz="6"/>
+                    <w:right w:val="none" w:color="FFFFFF" w:sz="0"/>
+                  </w:tcBorders>
+                  <w:tcMar>
+                    <w:left w:type="dxa" w:w="0"/>
+                    <w:bottom w:type="dxa" w:w="20"/>
+                    <w:right w:type="dxa" w:w="0"/>
+                  </w:tcMar>
+                  <w:vAlign w:val="bottom"/>
+                </w:tcPr>
+                <w:p>
+                  <w:pPr>
+                    <w:spacing w:after="0" w:before="0"/>
+                  </w:pPr>
+                  <w:r>
+                    <w:rPr>
+                      <w:rFonts w:ascii="Arial" w:cs="Arial" w:eastAsia="Arial" w:hAnsi="Arial"/>
+                      <w:color w:val="5A6B85"/>
+                      <w:sz w:val="21"/>
+                      <w:szCs w:val="21"/>
+                    </w:rPr>
+                    <w:t xml:space="preserve"/>
+                  </w:r>
+                </w:p>
+              </w:tc>
+            </w:tr>
+            <w:tr>
+              <w:trPr>
+                <w:cantSplit/>
+                <w:trHeight w:val="460" w:hRule="exact"/>
+              </w:trPr>
+              <w:tc>
+                <w:tcPr>
+                  <w:tcW w:type="dxa" w:w="10026"/>
+                  <w:tcBorders>
+                    <w:top w:val="none" w:color="FFFFFF" w:sz="0"/>
+                    <w:left w:val="none" w:color="FFFFFF" w:sz="0"/>
+                    <w:bottom w:val="dotted" w:color="9AA8BC" w:sz="6"/>
+                    <w:right w:val="none" w:color="FFFFFF" w:sz="0"/>
+                  </w:tcBorders>
+                  <w:tcMar>
+                    <w:left w:type="dxa" w:w="0"/>
+                    <w:bottom w:type="dxa" w:w="20"/>
+                    <w:right w:type="dxa" w:w="0"/>
+                  </w:tcMar>
+                  <w:vAlign w:val="bottom"/>
+                </w:tcPr>
+                <w:p>
+                  <w:pPr>
+                    <w:spacing w:after="0" w:before="0"/>
+                  </w:pPr>
+                  <w:r>
+                    <w:rPr>
+                      <w:rFonts w:ascii="Arial" w:cs="Arial" w:eastAsia="Arial" w:hAnsi="Arial"/>
+                      <w:color w:val="5A6B85"/>
+                      <w:sz w:val="21"/>
+                      <w:szCs w:val="21"/>
+                    </w:rPr>
+                    <w:t xml:space="preserve"/>
+                  </w:r>
+                </w:p>
+              </w:tc>
+            </w:tr>
+          </w:tbl>
+          <w:p>
+            <w:pPr>
+              <w:keepNext/>
+              <w:spacing w:after="60" w:before="120"/>
+            </w:pPr>
+            <w:r>
+              <w:rPr>
+                <w:rFonts w:ascii="Arial" w:cs="Arial" w:eastAsia="Arial" w:hAnsi="Arial"/>
+                <w:b/>
+                <w:bCs/>
+                <w:sz w:val="21"/>
+                <w:szCs w:val="21"/>
+              </w:rPr>
+              <w:t xml:space="preserve">Which address is most likely to be genuine for a bank called Bank?</w:t>
+            </w:r>
+          </w:p>
+          <w:tbl>
+            <w:tblPr>
+              <w:tblW w:type="dxa" w:w="10026"/>
+              <w:tblBorders>
+                <w:top w:val="single" w:color="auto" w:sz="4"/>
+                <w:left w:val="single" w:color="auto" w:sz="4"/>
+                <w:bottom w:val="single" w:color="auto" w:sz="4"/>
+                <w:right w:val="single" w:color="auto" w:sz="4"/>
+                <w:insideH w:val="single" w:color="auto" w:sz="4"/>
+                <w:insideV w:val="single" w:color="auto" w:sz="4"/>
+              </w:tblBorders>
+            </w:tblPr>
+            <w:tblGrid>
+              <w:gridCol w:w="10026"/>
+            </w:tblGrid>
+            <w:tr>
+              <w:trPr>
+                <w:cantSplit/>
+                <w:trHeight w:val="460" w:hRule="exact"/>
+              </w:trPr>
+              <w:tc>
+                <w:tcPr>
+                  <w:tcW w:type="dxa" w:w="10026"/>
+                  <w:tcBorders>
+                    <w:top w:val="none" w:color="FFFFFF" w:sz="0"/>
+                    <w:left w:val="none" w:color="FFFFFF" w:sz="0"/>
+                    <w:bottom w:val="dotted" w:color="9AA8BC" w:sz="6"/>
+                    <w:right w:val="none" w:color="FFFFFF" w:sz="0"/>
+                  </w:tcBorders>
+                  <w:tcMar>
+                    <w:left w:type="dxa" w:w="0"/>
+                    <w:bottom w:type="dxa" w:w="20"/>
+                    <w:right w:type="dxa" w:w="0"/>
+                  </w:tcMar>
+                  <w:vAlign w:val="bottom"/>
+                </w:tcPr>
+                <w:p>
+                  <w:pPr>
+                    <w:spacing w:after="0" w:before="0"/>
+                  </w:pPr>
+                  <w:r>
+                    <w:rPr>
+                      <w:rFonts w:ascii="Arial" w:cs="Arial" w:eastAsia="Arial" w:hAnsi="Arial"/>
+                      <w:color w:val="5A6B85"/>
+                      <w:sz w:val="21"/>
+                      <w:szCs w:val="21"/>
+                    </w:rPr>
+                    <w:t xml:space="preserve"/>
+                  </w:r>
+                </w:p>
+              </w:tc>
+            </w:tr>
+            <w:tr>
+              <w:trPr>
+                <w:cantSplit/>
+                <w:trHeight w:val="460" w:hRule="exact"/>
+              </w:trPr>
+              <w:tc>
+                <w:tcPr>
+                  <w:tcW w:type="dxa" w:w="10026"/>
+                  <w:tcBorders>
+                    <w:top w:val="none" w:color="FFFFFF" w:sz="0"/>
+                    <w:left w:val="none" w:color="FFFFFF" w:sz="0"/>
+                    <w:bottom w:val="dotted" w:color="9AA8BC" w:sz="6"/>
+                    <w:right w:val="none" w:color="FFFFFF" w:sz="0"/>
+                  </w:tcBorders>
+                  <w:tcMar>
+                    <w:left w:type="dxa" w:w="0"/>
+                    <w:bottom w:type="dxa" w:w="20"/>
+                    <w:right w:type="dxa" w:w="0"/>
+                  </w:tcMar>
+                  <w:vAlign w:val="bottom"/>
+                </w:tcPr>
+                <w:p>
+                  <w:pPr>
+                    <w:spacing w:after="0" w:before="0"/>
+                  </w:pPr>
+                  <w:r>
+                    <w:rPr>
+                      <w:rFonts w:ascii="Arial" w:cs="Arial" w:eastAsia="Arial" w:hAnsi="Arial"/>
+                      <w:color w:val="5A6B85"/>
+                      <w:sz w:val="21"/>
+                      <w:szCs w:val="21"/>
+                    </w:rPr>
+                    <w:t xml:space="preserve"/>
+                  </w:r>
+                </w:p>
+              </w:tc>
+            </w:tr>
+          </w:tbl>
+          <w:p>
+            <w:pPr>
+              <w:keepNext/>
+              <w:spacing w:after="60" w:before="120"/>
+            </w:pPr>
+            <w:r>
+              <w:rPr>
+                <w:rFonts w:ascii="Arial" w:cs="Arial" w:eastAsia="Arial" w:hAnsi="Arial"/>
+                <w:b/>
+                <w:bCs/>
+                <w:sz w:val="21"/>
+                <w:szCs w:val="21"/>
+              </w:rPr>
+              <w:t xml:space="preserve">Does a padlock in the address bar mean a site is safe?</w:t>
             </w:r>
           </w:p>
           <w:tbl>
@@ -2437,6 +3179,218 @@
               </w:tc>
             </w:tr>
           </w:tbl>
+          <w:p>
+            <w:pPr>
+              <w:keepNext/>
+              <w:spacing w:after="60" w:before="120"/>
+            </w:pPr>
+            <w:r>
+              <w:rPr>
+                <w:rFonts w:ascii="Arial" w:cs="Arial" w:eastAsia="Arial" w:hAnsi="Arial"/>
+                <w:b/>
+                <w:bCs/>
+                <w:sz w:val="21"/>
+                <w:szCs w:val="21"/>
+              </w:rPr>
+              <w:t xml:space="preserve">What is spear phishing?</w:t>
+            </w:r>
+          </w:p>
+          <w:tbl>
+            <w:tblPr>
+              <w:tblW w:type="dxa" w:w="10026"/>
+              <w:tblBorders>
+                <w:top w:val="single" w:color="auto" w:sz="4"/>
+                <w:left w:val="single" w:color="auto" w:sz="4"/>
+                <w:bottom w:val="single" w:color="auto" w:sz="4"/>
+                <w:right w:val="single" w:color="auto" w:sz="4"/>
+                <w:insideH w:val="single" w:color="auto" w:sz="4"/>
+                <w:insideV w:val="single" w:color="auto" w:sz="4"/>
+              </w:tblBorders>
+            </w:tblPr>
+            <w:tblGrid>
+              <w:gridCol w:w="10026"/>
+            </w:tblGrid>
+            <w:tr>
+              <w:trPr>
+                <w:cantSplit/>
+                <w:trHeight w:val="460" w:hRule="exact"/>
+              </w:trPr>
+              <w:tc>
+                <w:tcPr>
+                  <w:tcW w:type="dxa" w:w="10026"/>
+                  <w:tcBorders>
+                    <w:top w:val="none" w:color="FFFFFF" w:sz="0"/>
+                    <w:left w:val="none" w:color="FFFFFF" w:sz="0"/>
+                    <w:bottom w:val="dotted" w:color="9AA8BC" w:sz="6"/>
+                    <w:right w:val="none" w:color="FFFFFF" w:sz="0"/>
+                  </w:tcBorders>
+                  <w:tcMar>
+                    <w:left w:type="dxa" w:w="0"/>
+                    <w:bottom w:type="dxa" w:w="20"/>
+                    <w:right w:type="dxa" w:w="0"/>
+                  </w:tcMar>
+                  <w:vAlign w:val="bottom"/>
+                </w:tcPr>
+                <w:p>
+                  <w:pPr>
+                    <w:spacing w:after="0" w:before="0"/>
+                  </w:pPr>
+                  <w:r>
+                    <w:rPr>
+                      <w:rFonts w:ascii="Arial" w:cs="Arial" w:eastAsia="Arial" w:hAnsi="Arial"/>
+                      <w:color w:val="5A6B85"/>
+                      <w:sz w:val="21"/>
+                      <w:szCs w:val="21"/>
+                    </w:rPr>
+                    <w:t xml:space="preserve"/>
+                  </w:r>
+                </w:p>
+              </w:tc>
+            </w:tr>
+            <w:tr>
+              <w:trPr>
+                <w:cantSplit/>
+                <w:trHeight w:val="460" w:hRule="exact"/>
+              </w:trPr>
+              <w:tc>
+                <w:tcPr>
+                  <w:tcW w:type="dxa" w:w="10026"/>
+                  <w:tcBorders>
+                    <w:top w:val="none" w:color="FFFFFF" w:sz="0"/>
+                    <w:left w:val="none" w:color="FFFFFF" w:sz="0"/>
+                    <w:bottom w:val="dotted" w:color="9AA8BC" w:sz="6"/>
+                    <w:right w:val="none" w:color="FFFFFF" w:sz="0"/>
+                  </w:tcBorders>
+                  <w:tcMar>
+                    <w:left w:type="dxa" w:w="0"/>
+                    <w:bottom w:type="dxa" w:w="20"/>
+                    <w:right w:type="dxa" w:w="0"/>
+                  </w:tcMar>
+                  <w:vAlign w:val="bottom"/>
+                </w:tcPr>
+                <w:p>
+                  <w:pPr>
+                    <w:spacing w:after="0" w:before="0"/>
+                  </w:pPr>
+                  <w:r>
+                    <w:rPr>
+                      <w:rFonts w:ascii="Arial" w:cs="Arial" w:eastAsia="Arial" w:hAnsi="Arial"/>
+                      <w:color w:val="5A6B85"/>
+                      <w:sz w:val="21"/>
+                      <w:szCs w:val="21"/>
+                    </w:rPr>
+                    <w:t xml:space="preserve"/>
+                  </w:r>
+                </w:p>
+              </w:tc>
+            </w:tr>
+          </w:tbl>
+          <w:p>
+            <w:pPr>
+              <w:keepNext/>
+              <w:spacing w:after="60" w:before="120"/>
+            </w:pPr>
+            <w:r>
+              <w:rPr>
+                <w:rFonts w:ascii="Arial" w:cs="Arial" w:eastAsia="Arial" w:hAnsi="Arial"/>
+                <w:b/>
+                <w:bCs/>
+                <w:sz w:val="21"/>
+                <w:szCs w:val="21"/>
+              </w:rPr>
+              <w:t xml:space="preserve">A text message says a parcel is held and asks you to pay a fee. What is this?</w:t>
+            </w:r>
+          </w:p>
+          <w:tbl>
+            <w:tblPr>
+              <w:tblW w:type="dxa" w:w="10026"/>
+              <w:tblBorders>
+                <w:top w:val="single" w:color="auto" w:sz="4"/>
+                <w:left w:val="single" w:color="auto" w:sz="4"/>
+                <w:bottom w:val="single" w:color="auto" w:sz="4"/>
+                <w:right w:val="single" w:color="auto" w:sz="4"/>
+                <w:insideH w:val="single" w:color="auto" w:sz="4"/>
+                <w:insideV w:val="single" w:color="auto" w:sz="4"/>
+              </w:tblBorders>
+            </w:tblPr>
+            <w:tblGrid>
+              <w:gridCol w:w="10026"/>
+            </w:tblGrid>
+            <w:tr>
+              <w:trPr>
+                <w:cantSplit/>
+                <w:trHeight w:val="460" w:hRule="exact"/>
+              </w:trPr>
+              <w:tc>
+                <w:tcPr>
+                  <w:tcW w:type="dxa" w:w="10026"/>
+                  <w:tcBorders>
+                    <w:top w:val="none" w:color="FFFFFF" w:sz="0"/>
+                    <w:left w:val="none" w:color="FFFFFF" w:sz="0"/>
+                    <w:bottom w:val="dotted" w:color="9AA8BC" w:sz="6"/>
+                    <w:right w:val="none" w:color="FFFFFF" w:sz="0"/>
+                  </w:tcBorders>
+                  <w:tcMar>
+                    <w:left w:type="dxa" w:w="0"/>
+                    <w:bottom w:type="dxa" w:w="20"/>
+                    <w:right w:type="dxa" w:w="0"/>
+                  </w:tcMar>
+                  <w:vAlign w:val="bottom"/>
+                </w:tcPr>
+                <w:p>
+                  <w:pPr>
+                    <w:spacing w:after="0" w:before="0"/>
+                  </w:pPr>
+                  <w:r>
+                    <w:rPr>
+                      <w:rFonts w:ascii="Arial" w:cs="Arial" w:eastAsia="Arial" w:hAnsi="Arial"/>
+                      <w:color w:val="5A6B85"/>
+                      <w:sz w:val="21"/>
+                      <w:szCs w:val="21"/>
+                    </w:rPr>
+                    <w:t xml:space="preserve"/>
+                  </w:r>
+                </w:p>
+              </w:tc>
+            </w:tr>
+            <w:tr>
+              <w:trPr>
+                <w:cantSplit/>
+                <w:trHeight w:val="460" w:hRule="exact"/>
+              </w:trPr>
+              <w:tc>
+                <w:tcPr>
+                  <w:tcW w:type="dxa" w:w="10026"/>
+                  <w:tcBorders>
+                    <w:top w:val="none" w:color="FFFFFF" w:sz="0"/>
+                    <w:left w:val="none" w:color="FFFFFF" w:sz="0"/>
+                    <w:bottom w:val="dotted" w:color="9AA8BC" w:sz="6"/>
+                    <w:right w:val="none" w:color="FFFFFF" w:sz="0"/>
+                  </w:tcBorders>
+                  <w:tcMar>
+                    <w:left w:type="dxa" w:w="0"/>
+                    <w:bottom w:type="dxa" w:w="20"/>
+                    <w:right w:type="dxa" w:w="0"/>
+                  </w:tcMar>
+                  <w:vAlign w:val="bottom"/>
+                </w:tcPr>
+                <w:p>
+                  <w:pPr>
+                    <w:spacing w:after="0" w:before="0"/>
+                  </w:pPr>
+                  <w:r>
+                    <w:rPr>
+                      <w:rFonts w:ascii="Arial" w:cs="Arial" w:eastAsia="Arial" w:hAnsi="Arial"/>
+                      <w:color w:val="5A6B85"/>
+                      <w:sz w:val="21"/>
+                      <w:szCs w:val="21"/>
+                    </w:rPr>
+                    <w:t xml:space="preserve"/>
+                  </w:r>
+                </w:p>
+              </w:tc>
+            </w:tr>
+          </w:tbl>
           <w:p/>
         </w:tc>
       </w:tr>
@@ -2628,6 +3582,218 @@
                 <w:szCs w:val="21"/>
               </w:rPr>
               <w:t xml:space="preserve">Write the three steps you would take if you thought you had been phished.</w:t>
+            </w:r>
+          </w:p>
+          <w:tbl>
+            <w:tblPr>
+              <w:tblW w:type="dxa" w:w="10026"/>
+              <w:tblBorders>
+                <w:top w:val="single" w:color="auto" w:sz="4"/>
+                <w:left w:val="single" w:color="auto" w:sz="4"/>
+                <w:bottom w:val="single" w:color="auto" w:sz="4"/>
+                <w:right w:val="single" w:color="auto" w:sz="4"/>
+                <w:insideH w:val="single" w:color="auto" w:sz="4"/>
+                <w:insideV w:val="single" w:color="auto" w:sz="4"/>
+              </w:tblBorders>
+            </w:tblPr>
+            <w:tblGrid>
+              <w:gridCol w:w="10026"/>
+            </w:tblGrid>
+            <w:tr>
+              <w:trPr>
+                <w:cantSplit/>
+                <w:trHeight w:val="460" w:hRule="exact"/>
+              </w:trPr>
+              <w:tc>
+                <w:tcPr>
+                  <w:tcW w:type="dxa" w:w="10026"/>
+                  <w:tcBorders>
+                    <w:top w:val="none" w:color="FFFFFF" w:sz="0"/>
+                    <w:left w:val="none" w:color="FFFFFF" w:sz="0"/>
+                    <w:bottom w:val="dotted" w:color="9AA8BC" w:sz="6"/>
+                    <w:right w:val="none" w:color="FFFFFF" w:sz="0"/>
+                  </w:tcBorders>
+                  <w:tcMar>
+                    <w:left w:type="dxa" w:w="0"/>
+                    <w:bottom w:type="dxa" w:w="20"/>
+                    <w:right w:type="dxa" w:w="0"/>
+                  </w:tcMar>
+                  <w:vAlign w:val="bottom"/>
+                </w:tcPr>
+                <w:p>
+                  <w:pPr>
+                    <w:spacing w:after="0" w:before="0"/>
+                  </w:pPr>
+                  <w:r>
+                    <w:rPr>
+                      <w:rFonts w:ascii="Arial" w:cs="Arial" w:eastAsia="Arial" w:hAnsi="Arial"/>
+                      <w:color w:val="5A6B85"/>
+                      <w:sz w:val="21"/>
+                      <w:szCs w:val="21"/>
+                    </w:rPr>
+                    <w:t xml:space="preserve"/>
+                  </w:r>
+                </w:p>
+              </w:tc>
+            </w:tr>
+            <w:tr>
+              <w:trPr>
+                <w:cantSplit/>
+                <w:trHeight w:val="460" w:hRule="exact"/>
+              </w:trPr>
+              <w:tc>
+                <w:tcPr>
+                  <w:tcW w:type="dxa" w:w="10026"/>
+                  <w:tcBorders>
+                    <w:top w:val="none" w:color="FFFFFF" w:sz="0"/>
+                    <w:left w:val="none" w:color="FFFFFF" w:sz="0"/>
+                    <w:bottom w:val="dotted" w:color="9AA8BC" w:sz="6"/>
+                    <w:right w:val="none" w:color="FFFFFF" w:sz="0"/>
+                  </w:tcBorders>
+                  <w:tcMar>
+                    <w:left w:type="dxa" w:w="0"/>
+                    <w:bottom w:type="dxa" w:w="20"/>
+                    <w:right w:type="dxa" w:w="0"/>
+                  </w:tcMar>
+                  <w:vAlign w:val="bottom"/>
+                </w:tcPr>
+                <w:p>
+                  <w:pPr>
+                    <w:spacing w:after="0" w:before="0"/>
+                  </w:pPr>
+                  <w:r>
+                    <w:rPr>
+                      <w:rFonts w:ascii="Arial" w:cs="Arial" w:eastAsia="Arial" w:hAnsi="Arial"/>
+                      <w:color w:val="5A6B85"/>
+                      <w:sz w:val="21"/>
+                      <w:szCs w:val="21"/>
+                    </w:rPr>
+                    <w:t xml:space="preserve"/>
+                  </w:r>
+                </w:p>
+              </w:tc>
+            </w:tr>
+          </w:tbl>
+          <w:p>
+            <w:pPr>
+              <w:keepNext/>
+              <w:spacing w:after="60" w:before="120"/>
+            </w:pPr>
+            <w:r>
+              <w:rPr>
+                <w:rFonts w:ascii="Arial" w:cs="Arial" w:eastAsia="Arial" w:hAnsi="Arial"/>
+                <w:b/>
+                <w:bCs/>
+                <w:sz w:val="21"/>
+                <w:szCs w:val="21"/>
+              </w:rPr>
+              <w:t xml:space="preserve">You get an email asking you to confirm your password. What should you do?</w:t>
+            </w:r>
+          </w:p>
+          <w:tbl>
+            <w:tblPr>
+              <w:tblW w:type="dxa" w:w="10026"/>
+              <w:tblBorders>
+                <w:top w:val="single" w:color="auto" w:sz="4"/>
+                <w:left w:val="single" w:color="auto" w:sz="4"/>
+                <w:bottom w:val="single" w:color="auto" w:sz="4"/>
+                <w:right w:val="single" w:color="auto" w:sz="4"/>
+                <w:insideH w:val="single" w:color="auto" w:sz="4"/>
+                <w:insideV w:val="single" w:color="auto" w:sz="4"/>
+              </w:tblBorders>
+            </w:tblPr>
+            <w:tblGrid>
+              <w:gridCol w:w="10026"/>
+            </w:tblGrid>
+            <w:tr>
+              <w:trPr>
+                <w:cantSplit/>
+                <w:trHeight w:val="460" w:hRule="exact"/>
+              </w:trPr>
+              <w:tc>
+                <w:tcPr>
+                  <w:tcW w:type="dxa" w:w="10026"/>
+                  <w:tcBorders>
+                    <w:top w:val="none" w:color="FFFFFF" w:sz="0"/>
+                    <w:left w:val="none" w:color="FFFFFF" w:sz="0"/>
+                    <w:bottom w:val="dotted" w:color="9AA8BC" w:sz="6"/>
+                    <w:right w:val="none" w:color="FFFFFF" w:sz="0"/>
+                  </w:tcBorders>
+                  <w:tcMar>
+                    <w:left w:type="dxa" w:w="0"/>
+                    <w:bottom w:type="dxa" w:w="20"/>
+                    <w:right w:type="dxa" w:w="0"/>
+                  </w:tcMar>
+                  <w:vAlign w:val="bottom"/>
+                </w:tcPr>
+                <w:p>
+                  <w:pPr>
+                    <w:spacing w:after="0" w:before="0"/>
+                  </w:pPr>
+                  <w:r>
+                    <w:rPr>
+                      <w:rFonts w:ascii="Arial" w:cs="Arial" w:eastAsia="Arial" w:hAnsi="Arial"/>
+                      <w:color w:val="5A6B85"/>
+                      <w:sz w:val="21"/>
+                      <w:szCs w:val="21"/>
+                    </w:rPr>
+                    <w:t xml:space="preserve"/>
+                  </w:r>
+                </w:p>
+              </w:tc>
+            </w:tr>
+            <w:tr>
+              <w:trPr>
+                <w:cantSplit/>
+                <w:trHeight w:val="460" w:hRule="exact"/>
+              </w:trPr>
+              <w:tc>
+                <w:tcPr>
+                  <w:tcW w:type="dxa" w:w="10026"/>
+                  <w:tcBorders>
+                    <w:top w:val="none" w:color="FFFFFF" w:sz="0"/>
+                    <w:left w:val="none" w:color="FFFFFF" w:sz="0"/>
+                    <w:bottom w:val="dotted" w:color="9AA8BC" w:sz="6"/>
+                    <w:right w:val="none" w:color="FFFFFF" w:sz="0"/>
+                  </w:tcBorders>
+                  <w:tcMar>
+                    <w:left w:type="dxa" w:w="0"/>
+                    <w:bottom w:type="dxa" w:w="20"/>
+                    <w:right w:type="dxa" w:w="0"/>
+                  </w:tcMar>
+                  <w:vAlign w:val="bottom"/>
+                </w:tcPr>
+                <w:p>
+                  <w:pPr>
+                    <w:spacing w:after="0" w:before="0"/>
+                  </w:pPr>
+                  <w:r>
+                    <w:rPr>
+                      <w:rFonts w:ascii="Arial" w:cs="Arial" w:eastAsia="Arial" w:hAnsi="Arial"/>
+                      <w:color w:val="5A6B85"/>
+                      <w:sz w:val="21"/>
+                      <w:szCs w:val="21"/>
+                    </w:rPr>
+                    <w:t xml:space="preserve"/>
+                  </w:r>
+                </w:p>
+              </w:tc>
+            </w:tr>
+          </w:tbl>
+          <w:p>
+            <w:pPr>
+              <w:keepNext/>
+              <w:spacing w:after="60" w:before="120"/>
+            </w:pPr>
+            <w:r>
+              <w:rPr>
+                <w:rFonts w:ascii="Arial" w:cs="Arial" w:eastAsia="Arial" w:hAnsi="Arial"/>
+                <w:b/>
+                <w:bCs/>
+                <w:sz w:val="21"/>
+                <w:szCs w:val="21"/>
+              </w:rPr>
+              <w:t xml:space="preserve">You clicked a phishing link and typed your password. What's the first thing to do?</w:t>
             </w:r>
           </w:p>
           <w:tbl>
@@ -3666,7 +4832,7 @@
                 <w:sz w:val="21"/>
                 <w:szCs w:val="21"/>
               </w:rPr>
-              <w:t xml:space="preserve">What does a phishing attack set out to achieve?</w:t>
+              <w:t xml:space="preserve">How can you recognise a phishing message, and what should you do about it?</w:t>
             </w:r>
           </w:p>
           <w:tbl>
@@ -3895,7 +5061,7 @@
                 <w:sz w:val="21"/>
                 <w:szCs w:val="21"/>
               </w:rPr>
-              <w:t xml:space="preserve">a)  Describe what is meant by the term phishing.  </w:t>
+              <w:t xml:space="preserve">a)  Describe what phishing is and what the attacker is trying to obtain.  </w:t>
             </w:r>
             <w:r>
               <w:rPr>
@@ -3904,7 +5070,7 @@
                 <w:sz w:val="21"/>
                 <w:szCs w:val="21"/>
               </w:rPr>
-              <w:t xml:space="preserve">[2]</w:t>
+              <w:t xml:space="preserve">[3]</w:t>
             </w:r>
           </w:p>
           <w:tbl>
@@ -4047,7 +5213,7 @@
                 <w:sz w:val="21"/>
                 <w:szCs w:val="21"/>
               </w:rPr>
-              <w:t xml:space="preserve">b)  State two signs that an email may be a phishing attempt.  </w:t>
+              <w:t xml:space="preserve">b)  Give two features of a message that suggest it is phishing.  </w:t>
             </w:r>
             <w:r>
               <w:rPr>
@@ -4162,7 +5328,7 @@
                 <w:sz w:val="21"/>
                 <w:szCs w:val="21"/>
               </w:rPr>
-              <w:t xml:space="preserve">c)  Explain two ways an organisation can reduce the risk of staff falling for phishing.  </w:t>
+              <w:t xml:space="preserve">c)  Explain two measures an organisation can take to reduce the risk of staff being phished.  </w:t>
             </w:r>
             <w:r>
               <w:rPr>
